--- a/docs/fmva/packs/day3-assessment.docx
+++ b/docs/fmva/packs/day3-assessment.docx
@@ -72,72 +72,33 @@
           <w:sz w:val="22"/>
           <w:szCs w:val="22"/>
         </w:rPr>
-        <w:t xml:space="preserve">1. (Remember) What is the primary purpose of using a discount rate in DCF valuation?</w:t>
-      </w:r>
-    </w:p>
-    <w:p>
-      <w:pPr>
-        <w:bidi w:val="false"/>
-        <w:jc w:val="left"/>
-      </w:pPr>
-      <w:r>
-        <w:rPr>
-          <w:sz w:val="22"/>
-          <w:szCs w:val="22"/>
-        </w:rPr>
-        <w:t xml:space="preserve">Answer: To estimate the present value of future cash flows</w:t>
-      </w:r>
-    </w:p>
-    <w:p>
-      <w:pPr>
-        <w:bidi w:val="false"/>
-        <w:jc w:val="left"/>
-      </w:pPr>
-      <w:r>
-        <w:rPr>
-          <w:sz w:val="22"/>
-          <w:szCs w:val="22"/>
-        </w:rPr>
-        <w:t xml:space="preserve">2. (Apply) A company has a cost of debt of 8% and a cost of equity of 12%. If the debt-to-equity ratio is 1:2, what is the weighted average cost of capital (WACC)?</w:t>
-      </w:r>
-    </w:p>
-    <w:p>
-      <w:pPr>
-        <w:bidi w:val="false"/>
-        <w:jc w:val="left"/>
-      </w:pPr>
-      <w:r>
-        <w:rPr>
-          <w:sz w:val="22"/>
-          <w:szCs w:val="22"/>
-        </w:rPr>
-        <w:t xml:space="preserve">Answer: 10%</w:t>
-      </w:r>
-    </w:p>
-    <w:p>
-      <w:pPr>
-        <w:bidi w:val="false"/>
-        <w:jc w:val="left"/>
-      </w:pPr>
-      <w:r>
-        <w:rPr>
-          <w:sz w:val="22"/>
-          <w:szCs w:val="22"/>
-        </w:rPr>
-        <w:t xml:space="preserve">3. (Analyze) What are some common challenges in estimating future cash flows, and how can they be addressed?</w:t>
-      </w:r>
-    </w:p>
-    <w:p>
-      <w:pPr>
-        <w:bidi w:val="false"/>
-        <w:jc w:val="left"/>
-      </w:pPr>
-      <w:r>
-        <w:rPr>
-          <w:sz w:val="22"/>
-          <w:szCs w:val="22"/>
-        </w:rPr>
-        <w:t xml:space="preserve">Answer: Common challenges include forecasting revenue growth, estimating operating expenses, and predicting capital expenditures. These can be addressed by using historical data, industry benchmarks, and sensitivity analysis.</w:t>
+        <w:t xml:space="preserve">1. [Understand · short] Explain the core idea of "Discounted Cash Flow (DCF) Valuation" in your own words.</w:t>
+      </w:r>
+    </w:p>
+    <w:p>
+      <w:pPr>
+        <w:bidi w:val="false"/>
+        <w:jc w:val="left"/>
+      </w:pPr>
+      <w:r>
+        <w:rPr>
+          <w:sz w:val="22"/>
+          <w:szCs w:val="22"/>
+        </w:rPr>
+        <w:t xml:space="preserve">2. [Apply · task] Apply the day's method to a scenario from your own work, showing each step.</w:t>
+      </w:r>
+    </w:p>
+    <w:p>
+      <w:pPr>
+        <w:bidi w:val="false"/>
+        <w:jc w:val="left"/>
+      </w:pPr>
+      <w:r>
+        <w:rPr>
+          <w:sz w:val="22"/>
+          <w:szCs w:val="22"/>
+        </w:rPr>
+        <w:t xml:space="preserve">3. [Analyze · short] Identify one common mistake in this topic and how to detect it.</w:t>
       </w:r>
     </w:p>
     <w:p>
@@ -151,124 +112,164 @@
           <w:b/>
           <w:bCs/>
         </w:rPr>
-        <w:t xml:space="preserve">Rubric</w:t>
-      </w:r>
-    </w:p>
-    <w:p>
-      <w:pPr>
-        <w:bidi w:val="false"/>
-        <w:jc w:val="left"/>
-      </w:pPr>
-      <w:r>
-        <w:rPr>
-          <w:sz w:val="22"/>
-          <w:szCs w:val="22"/>
-        </w:rPr>
-        <w:t xml:space="preserve">- Understanding of DCF valuation concepts</w:t>
-      </w:r>
-    </w:p>
-    <w:p>
-      <w:pPr>
-        <w:bidi w:val="false"/>
-        <w:jc w:val="left"/>
-      </w:pPr>
-      <w:r>
-        <w:rPr>
-          <w:sz w:val="22"/>
-          <w:szCs w:val="22"/>
-        </w:rPr>
-        <w:t xml:space="preserve">Excellent: Demonstrates a clear understanding of DCF valuation concepts, including the use of discount rates and WACC.</w:t>
-      </w:r>
-    </w:p>
-    <w:p>
-      <w:pPr>
-        <w:bidi w:val="false"/>
-        <w:jc w:val="left"/>
-      </w:pPr>
-      <w:r>
-        <w:rPr>
-          <w:sz w:val="22"/>
-          <w:szCs w:val="22"/>
-        </w:rPr>
-        <w:t xml:space="preserve">Adequate: Demonstrates some understanding of DCF valuation concepts, but may lack clarity or completeness.</w:t>
-      </w:r>
-    </w:p>
-    <w:p>
-      <w:pPr>
-        <w:bidi w:val="false"/>
-        <w:jc w:val="left"/>
-      </w:pPr>
-      <w:r>
-        <w:rPr>
-          <w:sz w:val="22"/>
-          <w:szCs w:val="22"/>
-        </w:rPr>
-        <w:t xml:space="preserve">- Ability to apply DCF valuation techniques</w:t>
-      </w:r>
-    </w:p>
-    <w:p>
-      <w:pPr>
-        <w:bidi w:val="false"/>
-        <w:jc w:val="left"/>
-      </w:pPr>
-      <w:r>
-        <w:rPr>
-          <w:sz w:val="22"/>
-          <w:szCs w:val="22"/>
-        </w:rPr>
-        <w:t xml:space="preserve">Excellent: Accurately applies DCF valuation techniques to estimate the present value of future cash flows.</w:t>
-      </w:r>
-    </w:p>
-    <w:p>
-      <w:pPr>
-        <w:bidi w:val="false"/>
-        <w:jc w:val="left"/>
-      </w:pPr>
-      <w:r>
-        <w:rPr>
-          <w:sz w:val="22"/>
-          <w:szCs w:val="22"/>
-        </w:rPr>
-        <w:t xml:space="preserve">Adequate: Attempts to apply DCF valuation techniques, but may make errors or lack accuracy.</w:t>
-      </w:r>
-    </w:p>
-    <w:p>
-      <w:pPr>
-        <w:bidi w:val="false"/>
-        <w:jc w:val="left"/>
-      </w:pPr>
-      <w:r>
-        <w:rPr>
-          <w:sz w:val="22"/>
-          <w:szCs w:val="22"/>
-        </w:rPr>
-        <w:t xml:space="preserve">- Critical thinking and analysis</w:t>
-      </w:r>
-    </w:p>
-    <w:p>
-      <w:pPr>
-        <w:bidi w:val="false"/>
-        <w:jc w:val="left"/>
-      </w:pPr>
-      <w:r>
-        <w:rPr>
-          <w:sz w:val="22"/>
-          <w:szCs w:val="22"/>
-        </w:rPr>
-        <w:t xml:space="preserve">Excellent: Demonstrates critical thinking and analysis in evaluating the strengths and limitations of DCF valuation and addressing common challenges.</w:t>
-      </w:r>
-    </w:p>
-    <w:p>
-      <w:pPr>
-        <w:bidi w:val="false"/>
-        <w:jc w:val="left"/>
-      </w:pPr>
-      <w:r>
-        <w:rPr>
-          <w:sz w:val="22"/>
-          <w:szCs w:val="22"/>
-        </w:rPr>
-        <w:t xml:space="preserve">Adequate: Demonstrates some critical thinking and analysis, but may lack depth or insight.</w:t>
+        <w:t xml:space="preserve">Answer key</w:t>
+      </w:r>
+    </w:p>
+    <w:p>
+      <w:pPr>
+        <w:bidi w:val="false"/>
+        <w:jc w:val="left"/>
+      </w:pPr>
+      <w:r>
+        <w:rPr>
+          <w:sz w:val="22"/>
+          <w:szCs w:val="22"/>
+        </w:rPr>
+        <w:t xml:space="preserve">1. Accurate explanation of the main concept.</w:t>
+      </w:r>
+    </w:p>
+    <w:p>
+      <w:pPr>
+        <w:bidi w:val="false"/>
+        <w:jc w:val="left"/>
+      </w:pPr>
+      <w:r>
+        <w:rPr>
+          <w:sz w:val="22"/>
+          <w:szCs w:val="22"/>
+        </w:rPr>
+        <w:t xml:space="preserve">2. Correct application with visible steps.</w:t>
+      </w:r>
+    </w:p>
+    <w:p>
+      <w:pPr>
+        <w:bidi w:val="false"/>
+        <w:jc w:val="left"/>
+      </w:pPr>
+      <w:r>
+        <w:rPr>
+          <w:sz w:val="22"/>
+          <w:szCs w:val="22"/>
+        </w:rPr>
+        <w:t xml:space="preserve">3. Names a pitfall and a sanity check.</w:t>
+      </w:r>
+    </w:p>
+    <w:p>
+      <w:pPr>
+        <w:pStyle w:val="Heading2"/>
+        <w:bidi w:val="false"/>
+        <w:jc w:val="left"/>
+      </w:pPr>
+      <w:r>
+        <w:rPr>
+          <w:b/>
+          <w:bCs/>
+        </w:rPr>
+        <w:t xml:space="preserve">Marking rubric</w:t>
+      </w:r>
+    </w:p>
+    <w:p>
+      <w:pPr>
+        <w:bidi w:val="false"/>
+        <w:jc w:val="left"/>
+      </w:pPr>
+      <w:r>
+        <w:rPr>
+          <w:sz w:val="22"/>
+          <w:szCs w:val="22"/>
+        </w:rPr>
+        <w:t xml:space="preserve">- Conceptual accuracy</w:t>
+      </w:r>
+    </w:p>
+    <w:p>
+      <w:pPr>
+        <w:bidi w:val="false"/>
+        <w:jc w:val="left"/>
+      </w:pPr>
+      <w:r>
+        <w:rPr>
+          <w:sz w:val="22"/>
+          <w:szCs w:val="22"/>
+        </w:rPr>
+        <w:t xml:space="preserve">Excellent: Precise and complete</w:t>
+      </w:r>
+    </w:p>
+    <w:p>
+      <w:pPr>
+        <w:bidi w:val="false"/>
+        <w:jc w:val="left"/>
+      </w:pPr>
+      <w:r>
+        <w:rPr>
+          <w:sz w:val="22"/>
+          <w:szCs w:val="22"/>
+        </w:rPr>
+        <w:t xml:space="preserve">Adequate: Minor gaps</w:t>
+      </w:r>
+    </w:p>
+    <w:p>
+      <w:pPr>
+        <w:bidi w:val="false"/>
+        <w:jc w:val="left"/>
+      </w:pPr>
+      <w:r>
+        <w:rPr>
+          <w:sz w:val="22"/>
+          <w:szCs w:val="22"/>
+        </w:rPr>
+        <w:t xml:space="preserve">Weak: Material misunderstandings</w:t>
+      </w:r>
+    </w:p>
+    <w:p>
+      <w:pPr>
+        <w:bidi w:val="false"/>
+        <w:jc w:val="left"/>
+      </w:pPr>
+      <w:r>
+        <w:rPr>
+          <w:sz w:val="22"/>
+          <w:szCs w:val="22"/>
+        </w:rPr>
+        <w:t xml:space="preserve">- Method execution</w:t>
+      </w:r>
+    </w:p>
+    <w:p>
+      <w:pPr>
+        <w:bidi w:val="false"/>
+        <w:jc w:val="left"/>
+      </w:pPr>
+      <w:r>
+        <w:rPr>
+          <w:sz w:val="22"/>
+          <w:szCs w:val="22"/>
+        </w:rPr>
+        <w:t xml:space="preserve">Excellent: Every step correct</w:t>
+      </w:r>
+    </w:p>
+    <w:p>
+      <w:pPr>
+        <w:bidi w:val="false"/>
+        <w:jc w:val="left"/>
+      </w:pPr>
+      <w:r>
+        <w:rPr>
+          <w:sz w:val="22"/>
+          <w:szCs w:val="22"/>
+        </w:rPr>
+        <w:t xml:space="preserve">Adequate: Right approach, small slips</w:t>
+      </w:r>
+    </w:p>
+    <w:p>
+      <w:pPr>
+        <w:bidi w:val="false"/>
+        <w:jc w:val="left"/>
+      </w:pPr>
+      <w:r>
+        <w:rPr>
+          <w:sz w:val="22"/>
+          <w:szCs w:val="22"/>
+        </w:rPr>
+        <w:t xml:space="preserve">Weak: Wrong procedure</w:t>
       </w:r>
     </w:p>
     <w:sectPr>
